--- a/Weapons.docx
+++ b/Weapons.docx
@@ -3,203 +3,211 @@
 <w:document xmlns:wpc="http://schemas.microsoft.com/office/word/2010/wordprocessingCanvas" xmlns:cx="http://schemas.microsoft.com/office/drawing/2014/chartex" xmlns:cx1="http://schemas.microsoft.com/office/drawing/2015/9/8/chartex" xmlns:cx2="http://schemas.microsoft.com/office/drawing/2015/10/21/chartex" xmlns:cx3="http://schemas.microsoft.com/office/drawing/2016/5/9/chartex" xmlns:cx4="http://schemas.microsoft.com/office/drawing/2016/5/10/chartex" xmlns:cx5="http://schemas.microsoft.com/office/drawing/2016/5/11/chartex" xmlns:cx6="http://schemas.microsoft.com/office/drawing/2016/5/12/chartex" xmlns:cx7="http://schemas.microsoft.com/office/drawing/2016/5/13/chartex" xmlns:cx8="http://schemas.microsoft.com/office/drawing/2016/5/14/chartex" xmlns:mc="http://schemas.openxmlformats.org/markup-compatibility/2006" xmlns:aink="http://schemas.microsoft.com/office/drawing/2016/ink" xmlns:am3d="http://schemas.microsoft.com/office/drawing/2017/model3d" xmlns:o="urn:schemas-microsoft-com:office:office" xmlns:oel="http://schemas.microsoft.com/office/2019/extlst" xmlns:r="http://schemas.openxmlformats.org/officeDocument/2006/relationships" xmlns:m="http://schemas.openxmlformats.org/officeDocument/2006/math" xmlns:v="urn:schemas-microsoft-com:vml" xmlns:wp14="http://schemas.microsoft.com/office/word/2010/wordprocessingDrawing" xmlns:wp="http://schemas.openxmlformats.org/drawingml/2006/wordprocessingDrawing" xmlns:w10="urn:schemas-microsoft-com:office:word" xmlns:w="http://schemas.openxmlformats.org/wordprocessingml/2006/main" xmlns:w14="http://schemas.microsoft.com/office/word/2010/wordml" xmlns:w15="http://schemas.microsoft.com/office/word/2012/wordml" xmlns:w16cex="http://schemas.microsoft.com/office/word/2018/wordml/cex" xmlns:w16cid="http://schemas.microsoft.com/office/word/2016/wordml/cid" xmlns:w16="http://schemas.microsoft.com/office/word/2018/wordml" xmlns:w16du="http://schemas.microsoft.com/office/word/2023/wordml/word16du" xmlns:w16sdtdh="http://schemas.microsoft.com/office/word/2020/wordml/sdtdatahash" xmlns:w16sdtfl="http://schemas.microsoft.com/office/word/2024/wordml/sdtformatlock" xmlns:w16se="http://schemas.microsoft.com/office/word/2015/wordml/symex" xmlns:wpg="http://schemas.microsoft.com/office/word/2010/wordprocessingGroup" xmlns:wpi="http://schemas.microsoft.com/office/word/2010/wordprocessingInk" xmlns:wne="http://schemas.microsoft.com/office/word/2006/wordml" xmlns:wps="http://schemas.microsoft.com/office/word/2010/wordprocessingShape" mc:Ignorable="w14 w15 w16se w16cid w16 w16cex w16sdtdh w16sdtfl w16du wp14">
   <w:body>
     <w:p>
+      <w:pPr>
+        <w:tabs>
+          <w:tab w:val="left" w:pos="2124"/>
+        </w:tabs>
+      </w:pPr>
       <w:r>
         <w:t>{</w:t>
       </w:r>
     </w:p>
     <w:p>
-      <w:r>
-        <w:t>  "identity</w:t>
-      </w:r>
-      <w:proofErr w:type="gramStart"/>
-      <w:r>
-        <w:t>": {</w:t>
-      </w:r>
-      <w:proofErr w:type="gramEnd"/>
-    </w:p>
-    <w:p>
-      <w:r>
-        <w:t>    "name": "",</w:t>
-      </w:r>
-    </w:p>
-    <w:p>
-      <w:r>
-        <w:t>    "category": "",</w:t>
-      </w:r>
-    </w:p>
-    <w:p>
-      <w:r>
-        <w:t>    "origin": "",</w:t>
-      </w:r>
-    </w:p>
-    <w:p>
-      <w:r>
-        <w:t>    "era</w:t>
-      </w:r>
-      <w:proofErr w:type="gramStart"/>
-      <w:r>
-        <w:t>": "</w:t>
-      </w:r>
-      <w:proofErr w:type="gramEnd"/>
-      <w:r>
-        <w:t>"</w:t>
-      </w:r>
-    </w:p>
-    <w:p>
-      <w:r>
-        <w:t>  },</w:t>
-      </w:r>
-    </w:p>
-    <w:p/>
-    <w:p>
-      <w:r>
-        <w:t>  "knowledge</w:t>
-      </w:r>
-      <w:proofErr w:type="gramStart"/>
-      <w:r>
-        <w:t>": {</w:t>
-      </w:r>
-      <w:proofErr w:type="gramEnd"/>
-    </w:p>
-    <w:p>
-      <w:r>
-        <w:t>    "overview": "",</w:t>
-      </w:r>
-    </w:p>
-    <w:p>
-      <w:r>
-        <w:t>    "history": "",</w:t>
-      </w:r>
-    </w:p>
-    <w:p>
-      <w:r>
-        <w:t>    "design": "",</w:t>
-      </w:r>
-    </w:p>
-    <w:p>
-      <w:r>
-        <w:t>    "principle": ""</w:t>
-      </w:r>
-    </w:p>
-    <w:p>
-      <w:r>
-        <w:t>  },</w:t>
-      </w:r>
-    </w:p>
-    <w:p/>
-    <w:p>
-      <w:r>
-        <w:t>  "technical</w:t>
-      </w:r>
-      <w:proofErr w:type="gramStart"/>
-      <w:r>
-        <w:t>": {</w:t>
-      </w:r>
-      <w:proofErr w:type="gramEnd"/>
-    </w:p>
-    <w:p>
-      <w:r>
-        <w:t>    "specifications</w:t>
-      </w:r>
-      <w:proofErr w:type="gramStart"/>
-      <w:r>
-        <w:t>": {}</w:t>
-      </w:r>
-      <w:proofErr w:type="gramEnd"/>
-    </w:p>
-    <w:p>
-      <w:r>
-        <w:t>  },</w:t>
-      </w:r>
-    </w:p>
-    <w:p/>
-    <w:p>
-      <w:r>
-        <w:t>  "</w:t>
-      </w:r>
-      <w:proofErr w:type="gramStart"/>
-      <w:r>
-        <w:t>military</w:t>
-      </w:r>
-      <w:proofErr w:type="gramEnd"/>
-      <w:r>
-        <w:t>_use</w:t>
-      </w:r>
-      <w:proofErr w:type="gramStart"/>
-      <w:r>
-        <w:t>": {</w:t>
-      </w:r>
-      <w:proofErr w:type="gramEnd"/>
-    </w:p>
-    <w:p>
+      <w:pPr>
+        <w:tabs>
+          <w:tab w:val="left" w:pos="2124"/>
+        </w:tabs>
+      </w:pPr>
+      <w:r>
+        <w:t>    "name":"",</w:t>
+      </w:r>
+    </w:p>
+    <w:p>
+      <w:pPr>
+        <w:tabs>
+          <w:tab w:val="left" w:pos="2124"/>
+        </w:tabs>
+      </w:pPr>
       <w:r>
         <w:t>    "</w:t>
       </w:r>
-      <w:proofErr w:type="gramStart"/>
-      <w:r>
-        <w:t>tactical</w:t>
-      </w:r>
-      <w:proofErr w:type="gramEnd"/>
-      <w:r>
-        <w:t>_role": "",</w:t>
-      </w:r>
-    </w:p>
-    <w:p>
-      <w:r>
-        <w:t>    "users": []</w:t>
-      </w:r>
-    </w:p>
-    <w:p>
-      <w:r>
-        <w:t>  },</w:t>
-      </w:r>
-    </w:p>
-    <w:p/>
-    <w:p>
-      <w:r>
-        <w:t>  "expansion</w:t>
-      </w:r>
-      <w:proofErr w:type="gramStart"/>
-      <w:r>
-        <w:t>": {</w:t>
-      </w:r>
-      <w:proofErr w:type="gramEnd"/>
-    </w:p>
-    <w:p>
-      <w:r>
-        <w:t>    "variants": [],</w:t>
-      </w:r>
-    </w:p>
-    <w:p>
-      <w:r>
-        <w:lastRenderedPageBreak/>
-        <w:t>    "</w:t>
-      </w:r>
-      <w:proofErr w:type="gramStart"/>
-      <w:r>
-        <w:t>related</w:t>
-      </w:r>
-      <w:proofErr w:type="gramEnd"/>
-      <w:r>
-        <w:t>_weapons": [],</w:t>
-      </w:r>
-    </w:p>
-    <w:p>
-      <w:r>
-        <w:t>    "sources": []</w:t>
-      </w:r>
-    </w:p>
-    <w:p>
+      <w:r>
+        <w:t>o</w:t>
+      </w:r>
+      <w:r>
+        <w:t>fficial</w:t>
+      </w:r>
+      <w:r>
+        <w:t>_name":"",</w:t>
+      </w:r>
+    </w:p>
+    <w:p>
+      <w:pPr>
+        <w:tabs>
+          <w:tab w:val="left" w:pos="2124"/>
+        </w:tabs>
+      </w:pPr>
+      <w:r>
+        <w:t>    "type":"",</w:t>
+      </w:r>
+    </w:p>
+    <w:p>
+      <w:pPr>
+        <w:tabs>
+          <w:tab w:val="left" w:pos="2124"/>
+        </w:tabs>
+      </w:pPr>
+      <w:r>
+        <w:t>    "origin":"",</w:t>
+      </w:r>
+    </w:p>
+    <w:p>
+      <w:pPr>
+        <w:tabs>
+          <w:tab w:val="left" w:pos="2124"/>
+        </w:tabs>
+      </w:pPr>
+      <w:r>
+        <w:t>    "era":"",</w:t>
+      </w:r>
+    </w:p>
+    <w:p>
+      <w:pPr>
+        <w:tabs>
+          <w:tab w:val="left" w:pos="2124"/>
+        </w:tabs>
+      </w:pPr>
+      <w:r>
+        <w:t>    "overview":"",</w:t>
+      </w:r>
+    </w:p>
+    <w:p>
+      <w:pPr>
+        <w:tabs>
+          <w:tab w:val="left" w:pos="2124"/>
+        </w:tabs>
+      </w:pPr>
       <w:r>
         <w:t>  }</w:t>
       </w:r>
     </w:p>
     <w:p>
-      <w:r>
-        <w:t>}</w:t>
-      </w:r>
-    </w:p>
-    <w:p/>
+      <w:pPr>
+        <w:tabs>
+          <w:tab w:val="left" w:pos="2124"/>
+        </w:tabs>
+      </w:pPr>
+    </w:p>
+    <w:p>
+      <w:pPr>
+        <w:pBdr>
+          <w:bottom w:val="single" w:sz="6" w:space="1" w:color="auto"/>
+        </w:pBdr>
+        <w:tabs>
+          <w:tab w:val="left" w:pos="2124"/>
+        </w:tabs>
+      </w:pPr>
+    </w:p>
+    <w:p>
+      <w:pPr>
+        <w:tabs>
+          <w:tab w:val="left" w:pos="2124"/>
+        </w:tabs>
+      </w:pPr>
+      <w:r>
+        <w:t>Category:</w:t>
+      </w:r>
+    </w:p>
+    <w:p>
+      <w:pPr>
+        <w:pStyle w:val="ListParagraph"/>
+        <w:numPr>
+          <w:ilvl w:val="0"/>
+          <w:numId w:val="1"/>
+        </w:numPr>
+        <w:tabs>
+          <w:tab w:val="left" w:pos="2124"/>
+        </w:tabs>
+      </w:pPr>
+      <w:r>
+        <w:t>Melee weapons</w:t>
+      </w:r>
+    </w:p>
+    <w:p>
+      <w:pPr>
+        <w:pStyle w:val="ListParagraph"/>
+        <w:numPr>
+          <w:ilvl w:val="0"/>
+          <w:numId w:val="1"/>
+        </w:numPr>
+        <w:tabs>
+          <w:tab w:val="left" w:pos="2124"/>
+        </w:tabs>
+      </w:pPr>
+      <w:r>
+        <w:t>Projectile weapons</w:t>
+      </w:r>
+    </w:p>
+    <w:p>
+      <w:pPr>
+        <w:pStyle w:val="ListParagraph"/>
+        <w:numPr>
+          <w:ilvl w:val="0"/>
+          <w:numId w:val="1"/>
+        </w:numPr>
+        <w:tabs>
+          <w:tab w:val="left" w:pos="2124"/>
+        </w:tabs>
+      </w:pPr>
+      <w:r>
+        <w:t>Firearms</w:t>
+      </w:r>
+    </w:p>
+    <w:p>
+      <w:pPr>
+        <w:pStyle w:val="ListParagraph"/>
+        <w:numPr>
+          <w:ilvl w:val="0"/>
+          <w:numId w:val="1"/>
+        </w:numPr>
+        <w:tabs>
+          <w:tab w:val="left" w:pos="2124"/>
+        </w:tabs>
+      </w:pPr>
+      <w:r>
+        <w:t>Explosive weapons</w:t>
+      </w:r>
+    </w:p>
+    <w:p>
+      <w:pPr>
+        <w:pStyle w:val="ListParagraph"/>
+        <w:numPr>
+          <w:ilvl w:val="0"/>
+          <w:numId w:val="1"/>
+        </w:numPr>
+        <w:tabs>
+          <w:tab w:val="left" w:pos="2124"/>
+        </w:tabs>
+      </w:pPr>
+      <w:r>
+        <w:t>Missile weapons</w:t>
+      </w:r>
+    </w:p>
+    <w:p>
+      <w:pPr>
+        <w:pStyle w:val="ListParagraph"/>
+        <w:numPr>
+          <w:ilvl w:val="0"/>
+          <w:numId w:val="1"/>
+        </w:numPr>
+        <w:tabs>
+          <w:tab w:val="left" w:pos="2124"/>
+        </w:tabs>
+      </w:pPr>
+      <w:r>
+        <w:t>Weapons of mass destruction</w:t>
+      </w:r>
+    </w:p>
     <w:p/>
     <w:sectPr>
       <w:pgSz w:w="12240" w:h="15840"/>
@@ -209,6 +217,126 @@
     </w:sectPr>
   </w:body>
 </w:document>
+</file>
+
+<file path=word/numbering.xml><?xml version="1.0" encoding="utf-8"?>
+<w:numbering xmlns:wpc="http://schemas.microsoft.com/office/word/2010/wordprocessingCanvas" xmlns:cx="http://schemas.microsoft.com/office/drawing/2014/chartex" xmlns:cx1="http://schemas.microsoft.com/office/drawing/2015/9/8/chartex" xmlns:cx2="http://schemas.microsoft.com/office/drawing/2015/10/21/chartex" xmlns:cx3="http://schemas.microsoft.com/office/drawing/2016/5/9/chartex" xmlns:cx4="http://schemas.microsoft.com/office/drawing/2016/5/10/chartex" xmlns:cx5="http://schemas.microsoft.com/office/drawing/2016/5/11/chartex" xmlns:cx6="http://schemas.microsoft.com/office/drawing/2016/5/12/chartex" xmlns:cx7="http://schemas.microsoft.com/office/drawing/2016/5/13/chartex" xmlns:cx8="http://schemas.microsoft.com/office/drawing/2016/5/14/chartex" xmlns:mc="http://schemas.openxmlformats.org/markup-compatibility/2006" xmlns:aink="http://schemas.microsoft.com/office/drawing/2016/ink" xmlns:am3d="http://schemas.microsoft.com/office/drawing/2017/model3d" xmlns:o="urn:schemas-microsoft-com:office:office" xmlns:oel="http://schemas.microsoft.com/office/2019/extlst" xmlns:r="http://schemas.openxmlformats.org/officeDocument/2006/relationships" xmlns:m="http://schemas.openxmlformats.org/officeDocument/2006/math" xmlns:v="urn:schemas-microsoft-com:vml" xmlns:wp14="http://schemas.microsoft.com/office/word/2010/wordprocessingDrawing" xmlns:wp="http://schemas.openxmlformats.org/drawingml/2006/wordprocessingDrawing" xmlns:w10="urn:schemas-microsoft-com:office:word" xmlns:w="http://schemas.openxmlformats.org/wordprocessingml/2006/main" xmlns:w14="http://schemas.microsoft.com/office/word/2010/wordml" xmlns:w15="http://schemas.microsoft.com/office/word/2012/wordml" xmlns:w16cex="http://schemas.microsoft.com/office/word/2018/wordml/cex" xmlns:w16cid="http://schemas.microsoft.com/office/word/2016/wordml/cid" xmlns:w16="http://schemas.microsoft.com/office/word/2018/wordml" xmlns:w16du="http://schemas.microsoft.com/office/word/2023/wordml/word16du" xmlns:w16sdtdh="http://schemas.microsoft.com/office/word/2020/wordml/sdtdatahash" xmlns:w16sdtfl="http://schemas.microsoft.com/office/word/2024/wordml/sdtformatlock" xmlns:w16se="http://schemas.microsoft.com/office/word/2015/wordml/symex" xmlns:wpg="http://schemas.microsoft.com/office/word/2010/wordprocessingGroup" xmlns:wpi="http://schemas.microsoft.com/office/word/2010/wordprocessingInk" xmlns:wne="http://schemas.microsoft.com/office/word/2006/wordml" xmlns:wps="http://schemas.microsoft.com/office/word/2010/wordprocessingShape" mc:Ignorable="w14 w15 w16se w16cid w16 w16cex w16sdtdh w16sdtfl w16du wp14">
+  <w:abstractNum w:abstractNumId="0" w15:restartNumberingAfterBreak="0">
+    <w:nsid w:val="66284882"/>
+    <w:multiLevelType w:val="hybridMultilevel"/>
+    <w:tmpl w:val="3E70A940"/>
+    <w:lvl w:ilvl="0" w:tplc="F9746828">
+      <w:numFmt w:val="bullet"/>
+      <w:lvlText w:val=""/>
+      <w:lvlJc w:val="left"/>
+      <w:pPr>
+        <w:ind w:left="720" w:hanging="360"/>
+      </w:pPr>
+      <w:rPr>
+        <w:rFonts w:ascii="Symbol" w:eastAsiaTheme="minorEastAsia" w:hAnsi="Symbol" w:cstheme="minorBidi" w:hint="default"/>
+      </w:rPr>
+    </w:lvl>
+    <w:lvl w:ilvl="1" w:tplc="04090003" w:tentative="1">
+      <w:start w:val="1"/>
+      <w:numFmt w:val="bullet"/>
+      <w:lvlText w:val="o"/>
+      <w:lvlJc w:val="left"/>
+      <w:pPr>
+        <w:ind w:left="1440" w:hanging="360"/>
+      </w:pPr>
+      <w:rPr>
+        <w:rFonts w:ascii="Courier New" w:hAnsi="Courier New" w:cs="Courier New" w:hint="default"/>
+      </w:rPr>
+    </w:lvl>
+    <w:lvl w:ilvl="2" w:tplc="04090005" w:tentative="1">
+      <w:start w:val="1"/>
+      <w:numFmt w:val="bullet"/>
+      <w:lvlText w:val=""/>
+      <w:lvlJc w:val="left"/>
+      <w:pPr>
+        <w:ind w:left="2160" w:hanging="360"/>
+      </w:pPr>
+      <w:rPr>
+        <w:rFonts w:ascii="Wingdings" w:hAnsi="Wingdings" w:hint="default"/>
+      </w:rPr>
+    </w:lvl>
+    <w:lvl w:ilvl="3" w:tplc="04090001" w:tentative="1">
+      <w:start w:val="1"/>
+      <w:numFmt w:val="bullet"/>
+      <w:lvlText w:val=""/>
+      <w:lvlJc w:val="left"/>
+      <w:pPr>
+        <w:ind w:left="2880" w:hanging="360"/>
+      </w:pPr>
+      <w:rPr>
+        <w:rFonts w:ascii="Symbol" w:hAnsi="Symbol" w:hint="default"/>
+      </w:rPr>
+    </w:lvl>
+    <w:lvl w:ilvl="4" w:tplc="04090003" w:tentative="1">
+      <w:start w:val="1"/>
+      <w:numFmt w:val="bullet"/>
+      <w:lvlText w:val="o"/>
+      <w:lvlJc w:val="left"/>
+      <w:pPr>
+        <w:ind w:left="3600" w:hanging="360"/>
+      </w:pPr>
+      <w:rPr>
+        <w:rFonts w:ascii="Courier New" w:hAnsi="Courier New" w:cs="Courier New" w:hint="default"/>
+      </w:rPr>
+    </w:lvl>
+    <w:lvl w:ilvl="5" w:tplc="04090005" w:tentative="1">
+      <w:start w:val="1"/>
+      <w:numFmt w:val="bullet"/>
+      <w:lvlText w:val=""/>
+      <w:lvlJc w:val="left"/>
+      <w:pPr>
+        <w:ind w:left="4320" w:hanging="360"/>
+      </w:pPr>
+      <w:rPr>
+        <w:rFonts w:ascii="Wingdings" w:hAnsi="Wingdings" w:hint="default"/>
+      </w:rPr>
+    </w:lvl>
+    <w:lvl w:ilvl="6" w:tplc="04090001" w:tentative="1">
+      <w:start w:val="1"/>
+      <w:numFmt w:val="bullet"/>
+      <w:lvlText w:val=""/>
+      <w:lvlJc w:val="left"/>
+      <w:pPr>
+        <w:ind w:left="5040" w:hanging="360"/>
+      </w:pPr>
+      <w:rPr>
+        <w:rFonts w:ascii="Symbol" w:hAnsi="Symbol" w:hint="default"/>
+      </w:rPr>
+    </w:lvl>
+    <w:lvl w:ilvl="7" w:tplc="04090003" w:tentative="1">
+      <w:start w:val="1"/>
+      <w:numFmt w:val="bullet"/>
+      <w:lvlText w:val="o"/>
+      <w:lvlJc w:val="left"/>
+      <w:pPr>
+        <w:ind w:left="5760" w:hanging="360"/>
+      </w:pPr>
+      <w:rPr>
+        <w:rFonts w:ascii="Courier New" w:hAnsi="Courier New" w:cs="Courier New" w:hint="default"/>
+      </w:rPr>
+    </w:lvl>
+    <w:lvl w:ilvl="8" w:tplc="04090005" w:tentative="1">
+      <w:start w:val="1"/>
+      <w:numFmt w:val="bullet"/>
+      <w:lvlText w:val=""/>
+      <w:lvlJc w:val="left"/>
+      <w:pPr>
+        <w:ind w:left="6480" w:hanging="360"/>
+      </w:pPr>
+      <w:rPr>
+        <w:rFonts w:ascii="Wingdings" w:hAnsi="Wingdings" w:hint="default"/>
+      </w:rPr>
+    </w:lvl>
+  </w:abstractNum>
+  <w:num w:numId="1" w16cid:durableId="458499330">
+    <w:abstractNumId w:val="0"/>
+  </w:num>
+</w:numbering>
 </file>
 
 <file path=word/styles.xml><?xml version="1.0" encoding="utf-8"?>

--- a/Weapons.docx
+++ b/Weapons.docx
@@ -10,6 +10,22 @@
       </w:pPr>
       <w:r>
         <w:t>{</w:t>
+      </w:r>
+    </w:p>
+    <w:p>
+      <w:pPr>
+        <w:tabs>
+          <w:tab w:val="left" w:pos="2124"/>
+        </w:tabs>
+      </w:pPr>
+      <w:r>
+        <w:t xml:space="preserve">   </w:t>
+      </w:r>
+      <w:r>
+        <w:t>"img":"assets/weapon-img/</w:t>
+      </w:r>
+      <w:r>
+        <w:t>“,</w:t>
       </w:r>
     </w:p>
     <w:p>

--- a/Weapons.docx
+++ b/Weapons.docx
@@ -22,10 +22,18 @@
         <w:t xml:space="preserve">   </w:t>
       </w:r>
       <w:r>
-        <w:t>"img":"assets/weapon-img/</w:t>
-      </w:r>
-      <w:r>
-        <w:t>“,</w:t>
+        <w:t>"img":"assets/weapon-img</w:t>
+      </w:r>
+      <w:proofErr w:type="gramStart"/>
+      <w:r>
+        <w:t>/</w:t>
+      </w:r>
+      <w:r>
+        <w:t>“</w:t>
+      </w:r>
+      <w:proofErr w:type="gramEnd"/>
+      <w:r>
+        <w:t>,</w:t>
       </w:r>
     </w:p>
     <w:p>
@@ -136,14 +144,10 @@
     </w:p>
     <w:p>
       <w:pPr>
-        <w:pStyle w:val="ListParagraph"/>
-        <w:numPr>
-          <w:ilvl w:val="0"/>
-          <w:numId w:val="1"/>
-        </w:numPr>
-        <w:tabs>
-          <w:tab w:val="left" w:pos="2124"/>
-        </w:tabs>
+        <w:tabs>
+          <w:tab w:val="left" w:pos="2124"/>
+        </w:tabs>
+        <w:ind w:left="360"/>
       </w:pPr>
       <w:r>
         <w:t>Melee weapons</w:t>
@@ -151,14 +155,10 @@
     </w:p>
     <w:p>
       <w:pPr>
-        <w:pStyle w:val="ListParagraph"/>
-        <w:numPr>
-          <w:ilvl w:val="0"/>
-          <w:numId w:val="1"/>
-        </w:numPr>
-        <w:tabs>
-          <w:tab w:val="left" w:pos="2124"/>
-        </w:tabs>
+        <w:tabs>
+          <w:tab w:val="left" w:pos="2124"/>
+        </w:tabs>
+        <w:ind w:left="360"/>
       </w:pPr>
       <w:r>
         <w:t>Projectile weapons</w:t>
@@ -166,14 +166,11 @@
     </w:p>
     <w:p>
       <w:pPr>
-        <w:pStyle w:val="ListParagraph"/>
-        <w:numPr>
-          <w:ilvl w:val="0"/>
-          <w:numId w:val="1"/>
-        </w:numPr>
-        <w:tabs>
-          <w:tab w:val="left" w:pos="2124"/>
-        </w:tabs>
+        <w:tabs>
+          <w:tab w:val="left" w:pos="2124"/>
+        </w:tabs>
+        <w:ind w:left="360"/>
+        <w:jc w:val="both"/>
       </w:pPr>
       <w:r>
         <w:t>Firearms</w:t>
@@ -181,14 +178,11 @@
     </w:p>
     <w:p>
       <w:pPr>
-        <w:pStyle w:val="ListParagraph"/>
-        <w:numPr>
-          <w:ilvl w:val="0"/>
-          <w:numId w:val="1"/>
-        </w:numPr>
-        <w:tabs>
-          <w:tab w:val="left" w:pos="2124"/>
-        </w:tabs>
+        <w:tabs>
+          <w:tab w:val="left" w:pos="2124"/>
+        </w:tabs>
+        <w:ind w:left="360"/>
+        <w:jc w:val="both"/>
       </w:pPr>
       <w:r>
         <w:t>Explosive weapons</w:t>
@@ -196,14 +190,11 @@
     </w:p>
     <w:p>
       <w:pPr>
-        <w:pStyle w:val="ListParagraph"/>
-        <w:numPr>
-          <w:ilvl w:val="0"/>
-          <w:numId w:val="1"/>
-        </w:numPr>
-        <w:tabs>
-          <w:tab w:val="left" w:pos="2124"/>
-        </w:tabs>
+        <w:tabs>
+          <w:tab w:val="left" w:pos="2124"/>
+        </w:tabs>
+        <w:ind w:left="360"/>
+        <w:jc w:val="both"/>
       </w:pPr>
       <w:r>
         <w:t>Missile weapons</w:t>
@@ -211,14 +202,11 @@
     </w:p>
     <w:p>
       <w:pPr>
-        <w:pStyle w:val="ListParagraph"/>
-        <w:numPr>
-          <w:ilvl w:val="0"/>
-          <w:numId w:val="1"/>
-        </w:numPr>
-        <w:tabs>
-          <w:tab w:val="left" w:pos="2124"/>
-        </w:tabs>
+        <w:tabs>
+          <w:tab w:val="left" w:pos="2124"/>
+        </w:tabs>
+        <w:ind w:left="360"/>
+        <w:jc w:val="both"/>
       </w:pPr>
       <w:r>
         <w:t>Weapons of mass destruction</w:t>
@@ -238,6 +226,119 @@
 <file path=word/numbering.xml><?xml version="1.0" encoding="utf-8"?>
 <w:numbering xmlns:wpc="http://schemas.microsoft.com/office/word/2010/wordprocessingCanvas" xmlns:cx="http://schemas.microsoft.com/office/drawing/2014/chartex" xmlns:cx1="http://schemas.microsoft.com/office/drawing/2015/9/8/chartex" xmlns:cx2="http://schemas.microsoft.com/office/drawing/2015/10/21/chartex" xmlns:cx3="http://schemas.microsoft.com/office/drawing/2016/5/9/chartex" xmlns:cx4="http://schemas.microsoft.com/office/drawing/2016/5/10/chartex" xmlns:cx5="http://schemas.microsoft.com/office/drawing/2016/5/11/chartex" xmlns:cx6="http://schemas.microsoft.com/office/drawing/2016/5/12/chartex" xmlns:cx7="http://schemas.microsoft.com/office/drawing/2016/5/13/chartex" xmlns:cx8="http://schemas.microsoft.com/office/drawing/2016/5/14/chartex" xmlns:mc="http://schemas.openxmlformats.org/markup-compatibility/2006" xmlns:aink="http://schemas.microsoft.com/office/drawing/2016/ink" xmlns:am3d="http://schemas.microsoft.com/office/drawing/2017/model3d" xmlns:o="urn:schemas-microsoft-com:office:office" xmlns:oel="http://schemas.microsoft.com/office/2019/extlst" xmlns:r="http://schemas.openxmlformats.org/officeDocument/2006/relationships" xmlns:m="http://schemas.openxmlformats.org/officeDocument/2006/math" xmlns:v="urn:schemas-microsoft-com:vml" xmlns:wp14="http://schemas.microsoft.com/office/word/2010/wordprocessingDrawing" xmlns:wp="http://schemas.openxmlformats.org/drawingml/2006/wordprocessingDrawing" xmlns:w10="urn:schemas-microsoft-com:office:word" xmlns:w="http://schemas.openxmlformats.org/wordprocessingml/2006/main" xmlns:w14="http://schemas.microsoft.com/office/word/2010/wordml" xmlns:w15="http://schemas.microsoft.com/office/word/2012/wordml" xmlns:w16cex="http://schemas.microsoft.com/office/word/2018/wordml/cex" xmlns:w16cid="http://schemas.microsoft.com/office/word/2016/wordml/cid" xmlns:w16="http://schemas.microsoft.com/office/word/2018/wordml" xmlns:w16du="http://schemas.microsoft.com/office/word/2023/wordml/word16du" xmlns:w16sdtdh="http://schemas.microsoft.com/office/word/2020/wordml/sdtdatahash" xmlns:w16sdtfl="http://schemas.microsoft.com/office/word/2024/wordml/sdtformatlock" xmlns:w16se="http://schemas.microsoft.com/office/word/2015/wordml/symex" xmlns:wpg="http://schemas.microsoft.com/office/word/2010/wordprocessingGroup" xmlns:wpi="http://schemas.microsoft.com/office/word/2010/wordprocessingInk" xmlns:wne="http://schemas.microsoft.com/office/word/2006/wordml" xmlns:wps="http://schemas.microsoft.com/office/word/2010/wordprocessingShape" mc:Ignorable="w14 w15 w16se w16cid w16 w16cex w16sdtdh w16sdtfl w16du wp14">
   <w:abstractNum w:abstractNumId="0" w15:restartNumberingAfterBreak="0">
+    <w:nsid w:val="47537E08"/>
+    <w:multiLevelType w:val="hybridMultilevel"/>
+    <w:tmpl w:val="A65A457A"/>
+    <w:lvl w:ilvl="0" w:tplc="04090001">
+      <w:start w:val="1"/>
+      <w:numFmt w:val="bullet"/>
+      <w:lvlText w:val=""/>
+      <w:lvlJc w:val="left"/>
+      <w:pPr>
+        <w:ind w:left="720" w:hanging="360"/>
+      </w:pPr>
+      <w:rPr>
+        <w:rFonts w:ascii="Symbol" w:hAnsi="Symbol" w:hint="default"/>
+      </w:rPr>
+    </w:lvl>
+    <w:lvl w:ilvl="1" w:tplc="04090003" w:tentative="1">
+      <w:start w:val="1"/>
+      <w:numFmt w:val="bullet"/>
+      <w:lvlText w:val="o"/>
+      <w:lvlJc w:val="left"/>
+      <w:pPr>
+        <w:ind w:left="1440" w:hanging="360"/>
+      </w:pPr>
+      <w:rPr>
+        <w:rFonts w:ascii="Courier New" w:hAnsi="Courier New" w:cs="Courier New" w:hint="default"/>
+      </w:rPr>
+    </w:lvl>
+    <w:lvl w:ilvl="2" w:tplc="04090005" w:tentative="1">
+      <w:start w:val="1"/>
+      <w:numFmt w:val="bullet"/>
+      <w:lvlText w:val=""/>
+      <w:lvlJc w:val="left"/>
+      <w:pPr>
+        <w:ind w:left="2160" w:hanging="360"/>
+      </w:pPr>
+      <w:rPr>
+        <w:rFonts w:ascii="Wingdings" w:hAnsi="Wingdings" w:hint="default"/>
+      </w:rPr>
+    </w:lvl>
+    <w:lvl w:ilvl="3" w:tplc="04090001" w:tentative="1">
+      <w:start w:val="1"/>
+      <w:numFmt w:val="bullet"/>
+      <w:lvlText w:val=""/>
+      <w:lvlJc w:val="left"/>
+      <w:pPr>
+        <w:ind w:left="2880" w:hanging="360"/>
+      </w:pPr>
+      <w:rPr>
+        <w:rFonts w:ascii="Symbol" w:hAnsi="Symbol" w:hint="default"/>
+      </w:rPr>
+    </w:lvl>
+    <w:lvl w:ilvl="4" w:tplc="04090003" w:tentative="1">
+      <w:start w:val="1"/>
+      <w:numFmt w:val="bullet"/>
+      <w:lvlText w:val="o"/>
+      <w:lvlJc w:val="left"/>
+      <w:pPr>
+        <w:ind w:left="3600" w:hanging="360"/>
+      </w:pPr>
+      <w:rPr>
+        <w:rFonts w:ascii="Courier New" w:hAnsi="Courier New" w:cs="Courier New" w:hint="default"/>
+      </w:rPr>
+    </w:lvl>
+    <w:lvl w:ilvl="5" w:tplc="04090005" w:tentative="1">
+      <w:start w:val="1"/>
+      <w:numFmt w:val="bullet"/>
+      <w:lvlText w:val=""/>
+      <w:lvlJc w:val="left"/>
+      <w:pPr>
+        <w:ind w:left="4320" w:hanging="360"/>
+      </w:pPr>
+      <w:rPr>
+        <w:rFonts w:ascii="Wingdings" w:hAnsi="Wingdings" w:hint="default"/>
+      </w:rPr>
+    </w:lvl>
+    <w:lvl w:ilvl="6" w:tplc="04090001" w:tentative="1">
+      <w:start w:val="1"/>
+      <w:numFmt w:val="bullet"/>
+      <w:lvlText w:val=""/>
+      <w:lvlJc w:val="left"/>
+      <w:pPr>
+        <w:ind w:left="5040" w:hanging="360"/>
+      </w:pPr>
+      <w:rPr>
+        <w:rFonts w:ascii="Symbol" w:hAnsi="Symbol" w:hint="default"/>
+      </w:rPr>
+    </w:lvl>
+    <w:lvl w:ilvl="7" w:tplc="04090003" w:tentative="1">
+      <w:start w:val="1"/>
+      <w:numFmt w:val="bullet"/>
+      <w:lvlText w:val="o"/>
+      <w:lvlJc w:val="left"/>
+      <w:pPr>
+        <w:ind w:left="5760" w:hanging="360"/>
+      </w:pPr>
+      <w:rPr>
+        <w:rFonts w:ascii="Courier New" w:hAnsi="Courier New" w:cs="Courier New" w:hint="default"/>
+      </w:rPr>
+    </w:lvl>
+    <w:lvl w:ilvl="8" w:tplc="04090005" w:tentative="1">
+      <w:start w:val="1"/>
+      <w:numFmt w:val="bullet"/>
+      <w:lvlText w:val=""/>
+      <w:lvlJc w:val="left"/>
+      <w:pPr>
+        <w:ind w:left="6480" w:hanging="360"/>
+      </w:pPr>
+      <w:rPr>
+        <w:rFonts w:ascii="Wingdings" w:hAnsi="Wingdings" w:hint="default"/>
+      </w:rPr>
+    </w:lvl>
+  </w:abstractNum>
+  <w:abstractNum w:abstractNumId="1" w15:restartNumberingAfterBreak="0">
     <w:nsid w:val="66284882"/>
     <w:multiLevelType w:val="hybridMultilevel"/>
     <w:tmpl w:val="3E70A940"/>
@@ -350,6 +451,9 @@
     </w:lvl>
   </w:abstractNum>
   <w:num w:numId="1" w16cid:durableId="458499330">
+    <w:abstractNumId w:val="1"/>
+  </w:num>
+  <w:num w:numId="2" w16cid:durableId="65497416">
     <w:abstractNumId w:val="0"/>
   </w:num>
 </w:numbering>
@@ -958,6 +1062,7 @@
   <w:style w:type="character" w:default="1" w:styleId="DefaultParagraphFont">
     <w:name w:val="Default Paragraph Font"/>
     <w:uiPriority w:val="1"/>
+    <w:semiHidden/>
     <w:unhideWhenUsed/>
   </w:style>
   <w:style w:type="table" w:default="1" w:styleId="TableNormal">

--- a/Weapons.docx
+++ b/Weapons.docx
@@ -19,21 +19,7 @@
         </w:tabs>
       </w:pPr>
       <w:r>
-        <w:t xml:space="preserve">   </w:t>
-      </w:r>
-      <w:r>
-        <w:t>"img":"assets/weapon-img</w:t>
-      </w:r>
-      <w:proofErr w:type="gramStart"/>
-      <w:r>
-        <w:t>/</w:t>
-      </w:r>
-      <w:r>
-        <w:t>“</w:t>
-      </w:r>
-      <w:proofErr w:type="gramEnd"/>
-      <w:r>
-        <w:t>,</w:t>
+        <w:t>   "img":"assets/weapon-img/",</w:t>
       </w:r>
     </w:p>
     <w:p>
@@ -53,16 +39,7 @@
         </w:tabs>
       </w:pPr>
       <w:r>
-        <w:t>    "</w:t>
-      </w:r>
-      <w:r>
-        <w:t>o</w:t>
-      </w:r>
-      <w:r>
-        <w:t>fficial</w:t>
-      </w:r>
-      <w:r>
-        <w:t>_name":"",</w:t>
+        <w:t>    "official_name":"",</w:t>
       </w:r>
     </w:p>
     <w:p>
@@ -102,7 +79,7 @@
         </w:tabs>
       </w:pPr>
       <w:r>
-        <w:t>    "overview":"",</w:t>
+        <w:t>    "overview":""</w:t>
       </w:r>
     </w:p>
     <w:p>
@@ -1062,7 +1039,6 @@
   <w:style w:type="character" w:default="1" w:styleId="DefaultParagraphFont">
     <w:name w:val="Default Paragraph Font"/>
     <w:uiPriority w:val="1"/>
-    <w:semiHidden/>
     <w:unhideWhenUsed/>
   </w:style>
   <w:style w:type="table" w:default="1" w:styleId="TableNormal">
